--- a/web proshop.docx
+++ b/web proshop.docx
@@ -21419,6 +21419,7 @@
           <w:szCs w:val="28"/>
         </w:rPr>
       </w:pPr>
+      <w:bookmarkStart w:id="0" w:name="_GoBack"/>
       <w:r>
         <w:rPr>
           <w:noProof/>
@@ -21462,212 +21463,6 @@
           </wp:inline>
         </w:drawing>
       </w:r>
-    </w:p>
-    <w:p>
-      <w:pPr>
-        <w:pStyle w:val="Heading1"/>
-        <w:rPr>
-          <w:sz w:val="28"/>
-          <w:szCs w:val="28"/>
-        </w:rPr>
-      </w:pPr>
-    </w:p>
-    <w:p>
-      <w:pPr>
-        <w:pStyle w:val="Heading1"/>
-        <w:rPr>
-          <w:sz w:val="28"/>
-          <w:szCs w:val="28"/>
-        </w:rPr>
-      </w:pPr>
-    </w:p>
-    <w:p>
-      <w:pPr>
-        <w:pStyle w:val="Heading1"/>
-        <w:rPr>
-          <w:sz w:val="28"/>
-          <w:szCs w:val="28"/>
-        </w:rPr>
-      </w:pPr>
-    </w:p>
-    <w:p>
-      <w:pPr>
-        <w:pStyle w:val="Heading1"/>
-        <w:rPr>
-          <w:sz w:val="28"/>
-          <w:szCs w:val="28"/>
-        </w:rPr>
-      </w:pPr>
-    </w:p>
-    <w:p>
-      <w:pPr>
-        <w:pStyle w:val="Heading1"/>
-        <w:rPr>
-          <w:sz w:val="28"/>
-          <w:szCs w:val="28"/>
-        </w:rPr>
-      </w:pPr>
-    </w:p>
-    <w:p>
-      <w:pPr>
-        <w:pStyle w:val="Heading1"/>
-        <w:rPr>
-          <w:sz w:val="28"/>
-          <w:szCs w:val="28"/>
-        </w:rPr>
-      </w:pPr>
-    </w:p>
-    <w:p>
-      <w:pPr>
-        <w:pStyle w:val="Heading1"/>
-        <w:rPr>
-          <w:sz w:val="28"/>
-          <w:szCs w:val="28"/>
-        </w:rPr>
-      </w:pPr>
-    </w:p>
-    <w:p>
-      <w:pPr>
-        <w:pStyle w:val="Heading1"/>
-        <w:rPr>
-          <w:sz w:val="28"/>
-          <w:szCs w:val="28"/>
-        </w:rPr>
-      </w:pPr>
-    </w:p>
-    <w:p>
-      <w:pPr>
-        <w:pStyle w:val="Heading1"/>
-        <w:rPr>
-          <w:sz w:val="28"/>
-          <w:szCs w:val="28"/>
-        </w:rPr>
-      </w:pPr>
-    </w:p>
-    <w:p>
-      <w:pPr>
-        <w:pStyle w:val="Heading1"/>
-        <w:rPr>
-          <w:sz w:val="28"/>
-          <w:szCs w:val="28"/>
-        </w:rPr>
-      </w:pPr>
-    </w:p>
-    <w:p>
-      <w:pPr>
-        <w:pStyle w:val="Heading1"/>
-        <w:rPr>
-          <w:sz w:val="28"/>
-          <w:szCs w:val="28"/>
-        </w:rPr>
-      </w:pPr>
-    </w:p>
-    <w:p>
-      <w:pPr>
-        <w:pStyle w:val="Heading1"/>
-        <w:rPr>
-          <w:sz w:val="28"/>
-          <w:szCs w:val="28"/>
-        </w:rPr>
-      </w:pPr>
-    </w:p>
-    <w:p>
-      <w:pPr>
-        <w:pStyle w:val="Heading1"/>
-        <w:rPr>
-          <w:sz w:val="28"/>
-          <w:szCs w:val="28"/>
-        </w:rPr>
-      </w:pPr>
-    </w:p>
-    <w:p>
-      <w:pPr>
-        <w:pStyle w:val="Heading1"/>
-        <w:rPr>
-          <w:sz w:val="28"/>
-          <w:szCs w:val="28"/>
-        </w:rPr>
-      </w:pPr>
-    </w:p>
-    <w:p>
-      <w:pPr>
-        <w:pStyle w:val="Heading1"/>
-        <w:rPr>
-          <w:sz w:val="28"/>
-          <w:szCs w:val="28"/>
-        </w:rPr>
-      </w:pPr>
-    </w:p>
-    <w:p>
-      <w:pPr>
-        <w:pStyle w:val="Heading1"/>
-        <w:rPr>
-          <w:sz w:val="28"/>
-          <w:szCs w:val="28"/>
-        </w:rPr>
-      </w:pPr>
-    </w:p>
-    <w:p>
-      <w:pPr>
-        <w:pStyle w:val="Heading1"/>
-        <w:rPr>
-          <w:sz w:val="28"/>
-          <w:szCs w:val="28"/>
-        </w:rPr>
-      </w:pPr>
-    </w:p>
-    <w:p>
-      <w:pPr>
-        <w:pStyle w:val="Heading1"/>
-        <w:rPr>
-          <w:sz w:val="28"/>
-          <w:szCs w:val="28"/>
-        </w:rPr>
-      </w:pPr>
-    </w:p>
-    <w:p>
-      <w:pPr>
-        <w:pStyle w:val="Heading1"/>
-        <w:rPr>
-          <w:sz w:val="28"/>
-          <w:szCs w:val="28"/>
-        </w:rPr>
-      </w:pPr>
-    </w:p>
-    <w:p>
-      <w:pPr>
-        <w:pStyle w:val="Heading1"/>
-        <w:rPr>
-          <w:sz w:val="40"/>
-          <w:szCs w:val="40"/>
-        </w:rPr>
-      </w:pPr>
-      <w:r>
-        <w:rPr>
-          <w:sz w:val="28"/>
-          <w:szCs w:val="28"/>
-        </w:rPr>
-        <w:lastRenderedPageBreak/>
-        <w:t xml:space="preserve">                                               </w:t>
-      </w:r>
-      <w:r>
-        <w:rPr>
-          <w:sz w:val="40"/>
-          <w:szCs w:val="40"/>
-        </w:rPr>
-        <w:t xml:space="preserve">MANUAL TESTING  </w:t>
-      </w:r>
-    </w:p>
-    <w:p>
-      <w:pPr>
-        <w:spacing w:before="183"/>
-        <w:rPr>
-          <w:b/>
-          <w:sz w:val="32"/>
-          <w:szCs w:val="32"/>
-        </w:rPr>
-      </w:pPr>
-      <w:bookmarkStart w:id="0" w:name="_GoBack"/>
       <w:bookmarkEnd w:id="0"/>
     </w:p>
     <w:sectPr>
@@ -24173,7 +23968,7 @@
 </file>
 
 <file path=customXml/itemProps1.xml><?xml version="1.0" encoding="utf-8"?>
-<ds:datastoreItem xmlns:ds="http://schemas.openxmlformats.org/officeDocument/2006/customXml" ds:itemID="{6B9276F7-6DB8-4E34-8C7A-3BB03EA76EE0}">
+<ds:datastoreItem xmlns:ds="http://schemas.openxmlformats.org/officeDocument/2006/customXml" ds:itemID="{4FEC22CF-42B1-4D9E-9D85-D003F2D27806}">
   <ds:schemaRefs>
     <ds:schemaRef ds:uri="http://schemas.openxmlformats.org/officeDocument/2006/bibliography"/>
   </ds:schemaRefs>
